--- a/notes_26May2023.docx
+++ b/notes_26May2023.docx
@@ -276,6 +276,205 @@
         <w:t>ubmit</w:t>
       </w:r>
       <w:proofErr w:type="spellEnd"/>
+    </w:p>
+    <w:p/>
+    <w:p>
+      <w:r>
+        <w:t>This web worker works in live server. But not working in direct browser</w:t>
+      </w:r>
+    </w:p>
+    <w:p/>
+    <w:p>
+      <w:r>
+        <w:t>Failed to construct 'Worker': Script at 'file:///D:/jag/ust/Batch1_Apr2023/js/ashok.js' cannot be accessed from origin 'null'.</w:t>
+      </w:r>
+    </w:p>
+    <w:p>
+      <w:r>
+        <w:t xml:space="preserve">    at </w:t>
+      </w:r>
+      <w:proofErr w:type="spellStart"/>
+      <w:r>
+        <w:t>fnStart</w:t>
+      </w:r>
+      <w:proofErr w:type="spellEnd"/>
+      <w:r>
+        <w:t xml:space="preserve"> (file:///D:/jag/ust/Batch1_Apr2023/js/webworker.html:13:19)</w:t>
+      </w:r>
+    </w:p>
+    <w:p>
+      <w:r>
+        <w:t xml:space="preserve">    at </w:t>
+      </w:r>
+      <w:proofErr w:type="spellStart"/>
+      <w:r>
+        <w:t>HTMLInputElement.onclick</w:t>
+      </w:r>
+      <w:proofErr w:type="spellEnd"/>
+      <w:r>
+        <w:t xml:space="preserve"> (</w:t>
+      </w:r>
+      <w:hyperlink r:id="rId5" w:history="1">
+        <w:r>
+          <w:rPr>
+            <w:rStyle w:val="Hyperlink"/>
+          </w:rPr>
+          <w:t>file:///D:/jag/ust/Batch1_Apr2023/js/webworker.html:32:60</w:t>
+        </w:r>
+      </w:hyperlink>
+      <w:r>
+        <w:t>)</w:t>
+      </w:r>
+    </w:p>
+    <w:p/>
+    <w:p>
+      <w:r>
+        <w:t>CORS</w:t>
+      </w:r>
+    </w:p>
+    <w:p>
+      <w:r>
+        <w:tab/>
+        <w:t>Cross Origin Resource Sharing</w:t>
+      </w:r>
+    </w:p>
+    <w:p/>
+    <w:p>
+      <w:r>
+        <w:t>Cross origin?</w:t>
+      </w:r>
+    </w:p>
+    <w:p>
+      <w:r>
+        <w:tab/>
+      </w:r>
+      <w:hyperlink r:id="rId6" w:history="1">
+        <w:r>
+          <w:rPr>
+            <w:rStyle w:val="Hyperlink"/>
+          </w:rPr>
+          <w:t>http://localhost:4200</w:t>
+        </w:r>
+      </w:hyperlink>
+    </w:p>
+    <w:p/>
+    <w:p>
+      <w:hyperlink r:id="rId7" w:history="1">
+        <w:r>
+          <w:rPr>
+            <w:rStyle w:val="Hyperlink"/>
+          </w:rPr>
+          <w:t>https://localhost:4200</w:t>
+        </w:r>
+      </w:hyperlink>
+      <w:r>
+        <w:tab/>
+      </w:r>
+      <w:r>
+        <w:tab/>
+        <w:t>is a cross origin</w:t>
+      </w:r>
+      <w:r>
+        <w:tab/>
+        <w:t>(http vs https)</w:t>
+      </w:r>
+    </w:p>
+    <w:p>
+      <w:hyperlink r:id="rId8" w:history="1">
+        <w:r>
+          <w:rPr>
+            <w:rStyle w:val="Hyperlink"/>
+          </w:rPr>
+          <w:t>http://localhost:8080</w:t>
+        </w:r>
+      </w:hyperlink>
+      <w:r>
+        <w:tab/>
+      </w:r>
+      <w:r>
+        <w:tab/>
+        <w:t>is a cross origin</w:t>
+      </w:r>
+      <w:r>
+        <w:tab/>
+        <w:t>(port numbers are different)</w:t>
+      </w:r>
+    </w:p>
+    <w:p>
+      <w:hyperlink r:id="rId9" w:history="1">
+        <w:r>
+          <w:rPr>
+            <w:rStyle w:val="Hyperlink"/>
+          </w:rPr>
+          <w:t>http://localhost:4200/contactus</w:t>
+        </w:r>
+      </w:hyperlink>
+      <w:r>
+        <w:tab/>
+      </w:r>
+      <w:r>
+        <w:tab/>
+        <w:t>is same origin</w:t>
+      </w:r>
+    </w:p>
+    <w:p/>
+    <w:p>
+      <w:r>
+        <w:t>access-control-allow-origin</w:t>
+      </w:r>
+    </w:p>
+    <w:p/>
+    <w:p>
+      <w:r>
+        <w:t>@CrossOrigin</w:t>
+      </w:r>
+    </w:p>
+    <w:p/>
+    <w:p>
+      <w:r>
+        <w:t>When we use live server:</w:t>
+      </w:r>
+    </w:p>
+    <w:p/>
+    <w:p>
+      <w:hyperlink r:id="rId10" w:history="1">
+        <w:r>
+          <w:rPr>
+            <w:rStyle w:val="Hyperlink"/>
+          </w:rPr>
+          <w:t>http://127.0.0.1:5500/webworker.html</w:t>
+        </w:r>
+      </w:hyperlink>
+    </w:p>
+    <w:p/>
+    <w:p>
+      <w:pPr>
+        <w:pBdr>
+          <w:bottom w:val="single" w:sz="6" w:space="1" w:color="auto"/>
+        </w:pBdr>
+      </w:pPr>
+    </w:p>
+    <w:p>
+      <w:proofErr w:type="spellStart"/>
+      <w:r>
+        <w:t>Acivity</w:t>
+      </w:r>
+      <w:proofErr w:type="spellEnd"/>
+      <w:r>
+        <w:t>:</w:t>
+      </w:r>
+    </w:p>
+    <w:p>
+      <w:r>
+        <w:tab/>
+        <w:t>Understand CORS</w:t>
+      </w:r>
+    </w:p>
+    <w:p>
+      <w:r>
+        <w:tab/>
+        <w:t>Canvas</w:t>
+      </w:r>
     </w:p>
     <w:p/>
     <w:sectPr>

--- a/notes_26May2023.docx
+++ b/notes_26May2023.docx
@@ -471,12 +471,317 @@
       </w:r>
     </w:p>
     <w:p>
+      <w:pPr>
+        <w:pBdr>
+          <w:bottom w:val="single" w:sz="6" w:space="1" w:color="auto"/>
+        </w:pBdr>
+      </w:pPr>
       <w:r>
         <w:tab/>
         <w:t>Canvas</w:t>
       </w:r>
     </w:p>
-    <w:p/>
+    <w:p>
+      <w:r>
+        <w:t>JSON Server demo:</w:t>
+      </w:r>
+    </w:p>
+    <w:p>
+      <w:pPr>
+        <w:pStyle w:val="ListParagraph"/>
+        <w:numPr>
+          <w:ilvl w:val="0"/>
+          <w:numId w:val="23"/>
+        </w:numPr>
+      </w:pPr>
+      <w:r>
+        <w:t>Install json-server</w:t>
+      </w:r>
+    </w:p>
+    <w:p>
+      <w:pPr>
+        <w:ind w:left="720" w:firstLine="720"/>
+      </w:pPr>
+      <w:proofErr w:type="spellStart"/>
+      <w:r>
+        <w:t>npm</w:t>
+      </w:r>
+      <w:proofErr w:type="spellEnd"/>
+      <w:r>
+        <w:t xml:space="preserve"> install json-server</w:t>
+      </w:r>
+    </w:p>
+    <w:p>
+      <w:pPr>
+        <w:pStyle w:val="ListParagraph"/>
+        <w:numPr>
+          <w:ilvl w:val="0"/>
+          <w:numId w:val="23"/>
+        </w:numPr>
+      </w:pPr>
+      <w:r>
+        <w:t>Create a file “</w:t>
+      </w:r>
+      <w:proofErr w:type="spellStart"/>
+      <w:proofErr w:type="gramStart"/>
+      <w:r>
+        <w:t>db.json</w:t>
+      </w:r>
+      <w:proofErr w:type="spellEnd"/>
+      <w:proofErr w:type="gramEnd"/>
+      <w:r>
+        <w:t>”</w:t>
+      </w:r>
+    </w:p>
+    <w:p>
+      <w:pPr>
+        <w:pStyle w:val="ListParagraph"/>
+        <w:pBdr>
+          <w:bottom w:val="single" w:sz="6" w:space="1" w:color="auto"/>
+        </w:pBdr>
+        <w:ind w:left="1440"/>
+      </w:pPr>
+    </w:p>
+    <w:p>
+      <w:pPr>
+        <w:pStyle w:val="ListParagraph"/>
+        <w:ind w:left="1440"/>
+      </w:pPr>
+      <w:r>
+        <w:t>Demo for Angular + JSON server using HTTP client</w:t>
+      </w:r>
+    </w:p>
+    <w:p>
+      <w:pPr>
+        <w:pStyle w:val="ListParagraph"/>
+        <w:numPr>
+          <w:ilvl w:val="0"/>
+          <w:numId w:val="24"/>
+        </w:numPr>
+      </w:pPr>
+      <w:r>
+        <w:t>Creating an angular project emp-project</w:t>
+      </w:r>
+    </w:p>
+    <w:p>
+      <w:pPr>
+        <w:pStyle w:val="ListParagraph"/>
+        <w:numPr>
+          <w:ilvl w:val="0"/>
+          <w:numId w:val="24"/>
+        </w:numPr>
+      </w:pPr>
+      <w:r>
+        <w:t xml:space="preserve">json-server </w:t>
+      </w:r>
+      <w:proofErr w:type="spellStart"/>
+      <w:proofErr w:type="gramStart"/>
+      <w:r>
+        <w:t>db.json</w:t>
+      </w:r>
+      <w:proofErr w:type="spellEnd"/>
+      <w:proofErr w:type="gramEnd"/>
+    </w:p>
+    <w:p>
+      <w:pPr>
+        <w:pStyle w:val="ListParagraph"/>
+        <w:numPr>
+          <w:ilvl w:val="0"/>
+          <w:numId w:val="24"/>
+        </w:numPr>
+      </w:pPr>
+      <w:proofErr w:type="gramStart"/>
+      <w:r>
+        <w:t>employees:[</w:t>
+      </w:r>
+      <w:proofErr w:type="gramEnd"/>
+      <w:r>
+        <w:t>]</w:t>
+      </w:r>
+    </w:p>
+    <w:p>
+      <w:pPr>
+        <w:pStyle w:val="ListParagraph"/>
+        <w:numPr>
+          <w:ilvl w:val="0"/>
+          <w:numId w:val="24"/>
+        </w:numPr>
+      </w:pPr>
+      <w:r>
+        <w:t>create a component called employee</w:t>
+      </w:r>
+    </w:p>
+    <w:p>
+      <w:pPr>
+        <w:ind w:left="1800" w:firstLine="360"/>
+      </w:pPr>
+      <w:r>
+        <w:t>ng g c employee</w:t>
+      </w:r>
+    </w:p>
+    <w:p>
+      <w:pPr>
+        <w:pStyle w:val="ListParagraph"/>
+        <w:numPr>
+          <w:ilvl w:val="0"/>
+          <w:numId w:val="24"/>
+        </w:numPr>
+      </w:pPr>
+      <w:proofErr w:type="spellStart"/>
+      <w:proofErr w:type="gramStart"/>
+      <w:r>
+        <w:t>app.module</w:t>
+      </w:r>
+      <w:proofErr w:type="gramEnd"/>
+      <w:r>
+        <w:t>.ts</w:t>
+      </w:r>
+      <w:proofErr w:type="spellEnd"/>
+    </w:p>
+    <w:p>
+      <w:pPr>
+        <w:shd w:val="clear" w:color="auto" w:fill="FFFFFF"/>
+        <w:spacing w:after="0" w:line="450" w:lineRule="atLeast"/>
+        <w:ind w:left="1440"/>
+        <w:rPr>
+          <w:rFonts w:ascii="Consolas" w:eastAsia="Times New Roman" w:hAnsi="Consolas" w:cs="Times New Roman"/>
+          <w:color w:val="000000"/>
+          <w:sz w:val="27"/>
+          <w:szCs w:val="27"/>
+          <w:lang w:eastAsia="en-IN"/>
+        </w:rPr>
+      </w:pPr>
+      <w:proofErr w:type="spellStart"/>
+      <w:r>
+        <w:rPr>
+          <w:rFonts w:ascii="Consolas" w:eastAsia="Times New Roman" w:hAnsi="Consolas" w:cs="Times New Roman"/>
+          <w:color w:val="000000"/>
+          <w:sz w:val="27"/>
+          <w:szCs w:val="27"/>
+          <w:lang w:eastAsia="en-IN"/>
+        </w:rPr>
+        <w:t>FormsModule</w:t>
+      </w:r>
+      <w:proofErr w:type="spellEnd"/>
+      <w:r>
+        <w:rPr>
+          <w:rFonts w:ascii="Consolas" w:eastAsia="Times New Roman" w:hAnsi="Consolas" w:cs="Times New Roman"/>
+          <w:color w:val="000000"/>
+          <w:sz w:val="27"/>
+          <w:szCs w:val="27"/>
+          <w:lang w:eastAsia="en-IN"/>
+        </w:rPr>
+        <w:t>,</w:t>
+      </w:r>
+    </w:p>
+    <w:p>
+      <w:pPr>
+        <w:shd w:val="clear" w:color="auto" w:fill="FFFFFF"/>
+        <w:spacing w:after="0" w:line="450" w:lineRule="atLeast"/>
+        <w:ind w:left="1440"/>
+        <w:rPr>
+          <w:rFonts w:ascii="Consolas" w:eastAsia="Times New Roman" w:hAnsi="Consolas" w:cs="Times New Roman"/>
+          <w:color w:val="000000"/>
+          <w:sz w:val="27"/>
+          <w:szCs w:val="27"/>
+          <w:lang w:eastAsia="en-IN"/>
+        </w:rPr>
+      </w:pPr>
+      <w:r>
+        <w:rPr>
+          <w:rFonts w:ascii="Consolas" w:eastAsia="Times New Roman" w:hAnsi="Consolas" w:cs="Times New Roman"/>
+          <w:color w:val="000000"/>
+          <w:sz w:val="27"/>
+          <w:szCs w:val="27"/>
+          <w:lang w:eastAsia="en-IN"/>
+        </w:rPr>
+        <w:t xml:space="preserve">    </w:t>
+      </w:r>
+      <w:proofErr w:type="spellStart"/>
+      <w:r>
+        <w:rPr>
+          <w:rFonts w:ascii="Consolas" w:eastAsia="Times New Roman" w:hAnsi="Consolas" w:cs="Times New Roman"/>
+          <w:color w:val="000000"/>
+          <w:sz w:val="27"/>
+          <w:szCs w:val="27"/>
+          <w:lang w:eastAsia="en-IN"/>
+        </w:rPr>
+        <w:t>ReactiveFormsModule</w:t>
+      </w:r>
+      <w:proofErr w:type="spellEnd"/>
+      <w:r>
+        <w:rPr>
+          <w:rFonts w:ascii="Consolas" w:eastAsia="Times New Roman" w:hAnsi="Consolas" w:cs="Times New Roman"/>
+          <w:color w:val="000000"/>
+          <w:sz w:val="27"/>
+          <w:szCs w:val="27"/>
+          <w:lang w:eastAsia="en-IN"/>
+        </w:rPr>
+        <w:t>,</w:t>
+      </w:r>
+    </w:p>
+    <w:p>
+      <w:pPr>
+        <w:shd w:val="clear" w:color="auto" w:fill="FFFFFF"/>
+        <w:spacing w:after="0" w:line="450" w:lineRule="atLeast"/>
+        <w:ind w:left="1440"/>
+        <w:rPr>
+          <w:rFonts w:ascii="Consolas" w:eastAsia="Times New Roman" w:hAnsi="Consolas" w:cs="Times New Roman"/>
+          <w:color w:val="000000"/>
+          <w:sz w:val="27"/>
+          <w:szCs w:val="27"/>
+          <w:lang w:eastAsia="en-IN"/>
+        </w:rPr>
+      </w:pPr>
+      <w:r>
+        <w:rPr>
+          <w:rFonts w:ascii="Consolas" w:eastAsia="Times New Roman" w:hAnsi="Consolas" w:cs="Times New Roman"/>
+          <w:color w:val="000000"/>
+          <w:sz w:val="27"/>
+          <w:szCs w:val="27"/>
+          <w:lang w:eastAsia="en-IN"/>
+        </w:rPr>
+        <w:t xml:space="preserve">    </w:t>
+      </w:r>
+      <w:proofErr w:type="spellStart"/>
+      <w:r>
+        <w:rPr>
+          <w:rFonts w:ascii="Consolas" w:eastAsia="Times New Roman" w:hAnsi="Consolas" w:cs="Times New Roman"/>
+          <w:color w:val="000000"/>
+          <w:sz w:val="27"/>
+          <w:szCs w:val="27"/>
+          <w:lang w:eastAsia="en-IN"/>
+        </w:rPr>
+        <w:t>HttpClientModule</w:t>
+      </w:r>
+      <w:proofErr w:type="spellEnd"/>
+    </w:p>
+    <w:p>
+      <w:pPr>
+        <w:pStyle w:val="ListParagraph"/>
+        <w:numPr>
+          <w:ilvl w:val="0"/>
+          <w:numId w:val="24"/>
+        </w:numPr>
+      </w:pPr>
+      <w:proofErr w:type="gramStart"/>
+      <w:r>
+        <w:t>lets</w:t>
+      </w:r>
+      <w:proofErr w:type="gramEnd"/>
+      <w:r>
+        <w:t xml:space="preserve"> create a service class</w:t>
+      </w:r>
+    </w:p>
+    <w:p>
+      <w:pPr>
+        <w:pStyle w:val="ListParagraph"/>
+        <w:ind w:left="2160"/>
+      </w:pPr>
+      <w:r>
+        <w:t>ng g s employee</w:t>
+      </w:r>
+    </w:p>
     <w:sectPr>
       <w:pgSz w:w="11906" w:h="16838"/>
       <w:pgMar w:top="1440" w:right="1440" w:bottom="1440" w:left="1440" w:header="708" w:footer="708" w:gutter="0"/>
@@ -2171,6 +2476,95 @@
     </w:lvl>
   </w:abstractNum>
   <w:abstractNum w:abstractNumId="17" w15:restartNumberingAfterBreak="0">
+    <w:nsid w:val="4DEC2D73"/>
+    <w:multiLevelType w:val="hybridMultilevel"/>
+    <w:tmpl w:val="C7AEEE82"/>
+    <w:lvl w:ilvl="0" w:tplc="40090011">
+      <w:start w:val="1"/>
+      <w:numFmt w:val="decimal"/>
+      <w:lvlText w:val="%1)"/>
+      <w:lvlJc w:val="left"/>
+      <w:pPr>
+        <w:ind w:left="720" w:hanging="360"/>
+      </w:pPr>
+      <w:rPr>
+        <w:rFonts w:hint="default"/>
+      </w:rPr>
+    </w:lvl>
+    <w:lvl w:ilvl="1" w:tplc="40090019">
+      <w:start w:val="1"/>
+      <w:numFmt w:val="lowerLetter"/>
+      <w:lvlText w:val="%2."/>
+      <w:lvlJc w:val="left"/>
+      <w:pPr>
+        <w:ind w:left="1440" w:hanging="360"/>
+      </w:pPr>
+    </w:lvl>
+    <w:lvl w:ilvl="2" w:tplc="4009001B" w:tentative="1">
+      <w:start w:val="1"/>
+      <w:numFmt w:val="lowerRoman"/>
+      <w:lvlText w:val="%3."/>
+      <w:lvlJc w:val="right"/>
+      <w:pPr>
+        <w:ind w:left="2160" w:hanging="180"/>
+      </w:pPr>
+    </w:lvl>
+    <w:lvl w:ilvl="3" w:tplc="4009000F" w:tentative="1">
+      <w:start w:val="1"/>
+      <w:numFmt w:val="decimal"/>
+      <w:lvlText w:val="%4."/>
+      <w:lvlJc w:val="left"/>
+      <w:pPr>
+        <w:ind w:left="2880" w:hanging="360"/>
+      </w:pPr>
+    </w:lvl>
+    <w:lvl w:ilvl="4" w:tplc="40090019" w:tentative="1">
+      <w:start w:val="1"/>
+      <w:numFmt w:val="lowerLetter"/>
+      <w:lvlText w:val="%5."/>
+      <w:lvlJc w:val="left"/>
+      <w:pPr>
+        <w:ind w:left="3600" w:hanging="360"/>
+      </w:pPr>
+    </w:lvl>
+    <w:lvl w:ilvl="5" w:tplc="4009001B" w:tentative="1">
+      <w:start w:val="1"/>
+      <w:numFmt w:val="lowerRoman"/>
+      <w:lvlText w:val="%6."/>
+      <w:lvlJc w:val="right"/>
+      <w:pPr>
+        <w:ind w:left="4320" w:hanging="180"/>
+      </w:pPr>
+    </w:lvl>
+    <w:lvl w:ilvl="6" w:tplc="4009000F" w:tentative="1">
+      <w:start w:val="1"/>
+      <w:numFmt w:val="decimal"/>
+      <w:lvlText w:val="%7."/>
+      <w:lvlJc w:val="left"/>
+      <w:pPr>
+        <w:ind w:left="5040" w:hanging="360"/>
+      </w:pPr>
+    </w:lvl>
+    <w:lvl w:ilvl="7" w:tplc="40090019" w:tentative="1">
+      <w:start w:val="1"/>
+      <w:numFmt w:val="lowerLetter"/>
+      <w:lvlText w:val="%8."/>
+      <w:lvlJc w:val="left"/>
+      <w:pPr>
+        <w:ind w:left="5760" w:hanging="360"/>
+      </w:pPr>
+    </w:lvl>
+    <w:lvl w:ilvl="8" w:tplc="4009001B" w:tentative="1">
+      <w:start w:val="1"/>
+      <w:numFmt w:val="lowerRoman"/>
+      <w:lvlText w:val="%9."/>
+      <w:lvlJc w:val="right"/>
+      <w:pPr>
+        <w:ind w:left="6480" w:hanging="180"/>
+      </w:pPr>
+    </w:lvl>
+  </w:abstractNum>
+  <w:abstractNum w:abstractNumId="18" w15:restartNumberingAfterBreak="0">
     <w:nsid w:val="4E623DFA"/>
     <w:multiLevelType w:val="hybridMultilevel"/>
     <w:tmpl w:val="021AF668"/>
@@ -2259,7 +2653,7 @@
       </w:pPr>
     </w:lvl>
   </w:abstractNum>
-  <w:abstractNum w:abstractNumId="18" w15:restartNumberingAfterBreak="0">
+  <w:abstractNum w:abstractNumId="19" w15:restartNumberingAfterBreak="0">
     <w:nsid w:val="54127FD6"/>
     <w:multiLevelType w:val="hybridMultilevel"/>
     <w:tmpl w:val="36FCCE30"/>
@@ -2348,7 +2742,7 @@
       </w:pPr>
     </w:lvl>
   </w:abstractNum>
-  <w:abstractNum w:abstractNumId="19" w15:restartNumberingAfterBreak="0">
+  <w:abstractNum w:abstractNumId="20" w15:restartNumberingAfterBreak="0">
     <w:nsid w:val="594E4C74"/>
     <w:multiLevelType w:val="multilevel"/>
     <w:tmpl w:val="8E90BD50"/>
@@ -2461,7 +2855,7 @@
       </w:pPr>
     </w:lvl>
   </w:abstractNum>
-  <w:abstractNum w:abstractNumId="20" w15:restartNumberingAfterBreak="0">
+  <w:abstractNum w:abstractNumId="21" w15:restartNumberingAfterBreak="0">
     <w:nsid w:val="606D0710"/>
     <w:multiLevelType w:val="hybridMultilevel"/>
     <w:tmpl w:val="EDF20E34"/>
@@ -2550,7 +2944,7 @@
       </w:pPr>
     </w:lvl>
   </w:abstractNum>
-  <w:abstractNum w:abstractNumId="21" w15:restartNumberingAfterBreak="0">
+  <w:abstractNum w:abstractNumId="22" w15:restartNumberingAfterBreak="0">
     <w:nsid w:val="6E4C1B67"/>
     <w:multiLevelType w:val="hybridMultilevel"/>
     <w:tmpl w:val="CAD033F6"/>
@@ -2636,6 +3030,95 @@
       <w:lvlJc w:val="right"/>
       <w:pPr>
         <w:ind w:left="7200" w:hanging="180"/>
+      </w:pPr>
+    </w:lvl>
+  </w:abstractNum>
+  <w:abstractNum w:abstractNumId="23" w15:restartNumberingAfterBreak="0">
+    <w:nsid w:val="78D66A19"/>
+    <w:multiLevelType w:val="hybridMultilevel"/>
+    <w:tmpl w:val="4862567A"/>
+    <w:lvl w:ilvl="0" w:tplc="975083C2">
+      <w:start w:val="1"/>
+      <w:numFmt w:val="decimal"/>
+      <w:lvlText w:val="%1)"/>
+      <w:lvlJc w:val="left"/>
+      <w:pPr>
+        <w:ind w:left="1800" w:hanging="360"/>
+      </w:pPr>
+      <w:rPr>
+        <w:rFonts w:hint="default"/>
+      </w:rPr>
+    </w:lvl>
+    <w:lvl w:ilvl="1" w:tplc="40090019">
+      <w:start w:val="1"/>
+      <w:numFmt w:val="lowerLetter"/>
+      <w:lvlText w:val="%2."/>
+      <w:lvlJc w:val="left"/>
+      <w:pPr>
+        <w:ind w:left="2520" w:hanging="360"/>
+      </w:pPr>
+    </w:lvl>
+    <w:lvl w:ilvl="2" w:tplc="4009001B" w:tentative="1">
+      <w:start w:val="1"/>
+      <w:numFmt w:val="lowerRoman"/>
+      <w:lvlText w:val="%3."/>
+      <w:lvlJc w:val="right"/>
+      <w:pPr>
+        <w:ind w:left="3240" w:hanging="180"/>
+      </w:pPr>
+    </w:lvl>
+    <w:lvl w:ilvl="3" w:tplc="4009000F" w:tentative="1">
+      <w:start w:val="1"/>
+      <w:numFmt w:val="decimal"/>
+      <w:lvlText w:val="%4."/>
+      <w:lvlJc w:val="left"/>
+      <w:pPr>
+        <w:ind w:left="3960" w:hanging="360"/>
+      </w:pPr>
+    </w:lvl>
+    <w:lvl w:ilvl="4" w:tplc="40090019" w:tentative="1">
+      <w:start w:val="1"/>
+      <w:numFmt w:val="lowerLetter"/>
+      <w:lvlText w:val="%5."/>
+      <w:lvlJc w:val="left"/>
+      <w:pPr>
+        <w:ind w:left="4680" w:hanging="360"/>
+      </w:pPr>
+    </w:lvl>
+    <w:lvl w:ilvl="5" w:tplc="4009001B" w:tentative="1">
+      <w:start w:val="1"/>
+      <w:numFmt w:val="lowerRoman"/>
+      <w:lvlText w:val="%6."/>
+      <w:lvlJc w:val="right"/>
+      <w:pPr>
+        <w:ind w:left="5400" w:hanging="180"/>
+      </w:pPr>
+    </w:lvl>
+    <w:lvl w:ilvl="6" w:tplc="4009000F" w:tentative="1">
+      <w:start w:val="1"/>
+      <w:numFmt w:val="decimal"/>
+      <w:lvlText w:val="%7."/>
+      <w:lvlJc w:val="left"/>
+      <w:pPr>
+        <w:ind w:left="6120" w:hanging="360"/>
+      </w:pPr>
+    </w:lvl>
+    <w:lvl w:ilvl="7" w:tplc="40090019" w:tentative="1">
+      <w:start w:val="1"/>
+      <w:numFmt w:val="lowerLetter"/>
+      <w:lvlText w:val="%8."/>
+      <w:lvlJc w:val="left"/>
+      <w:pPr>
+        <w:ind w:left="6840" w:hanging="360"/>
+      </w:pPr>
+    </w:lvl>
+    <w:lvl w:ilvl="8" w:tplc="4009001B" w:tentative="1">
+      <w:start w:val="1"/>
+      <w:numFmt w:val="lowerRoman"/>
+      <w:lvlText w:val="%9."/>
+      <w:lvlJc w:val="right"/>
+      <w:pPr>
+        <w:ind w:left="7560" w:hanging="180"/>
       </w:pPr>
     </w:lvl>
   </w:abstractNum>
@@ -2646,7 +3129,7 @@
     <w:abstractNumId w:val="7"/>
   </w:num>
   <w:num w:numId="3">
-    <w:abstractNumId w:val="17"/>
+    <w:abstractNumId w:val="18"/>
   </w:num>
   <w:num w:numId="4">
     <w:abstractNumId w:val="3"/>
@@ -2679,13 +3162,13 @@
     <w:abstractNumId w:val="13"/>
   </w:num>
   <w:num w:numId="14">
-    <w:abstractNumId w:val="19"/>
+    <w:abstractNumId w:val="20"/>
   </w:num>
   <w:num w:numId="15">
     <w:abstractNumId w:val="15"/>
   </w:num>
   <w:num w:numId="16">
-    <w:abstractNumId w:val="20"/>
+    <w:abstractNumId w:val="21"/>
   </w:num>
   <w:num w:numId="17">
     <w:abstractNumId w:val="2"/>
@@ -2694,16 +3177,22 @@
     <w:abstractNumId w:val="5"/>
   </w:num>
   <w:num w:numId="19">
-    <w:abstractNumId w:val="18"/>
+    <w:abstractNumId w:val="19"/>
   </w:num>
   <w:num w:numId="20">
     <w:abstractNumId w:val="0"/>
   </w:num>
   <w:num w:numId="21">
-    <w:abstractNumId w:val="21"/>
+    <w:abstractNumId w:val="22"/>
   </w:num>
   <w:num w:numId="22">
     <w:abstractNumId w:val="1"/>
+  </w:num>
+  <w:num w:numId="23">
+    <w:abstractNumId w:val="17"/>
+  </w:num>
+  <w:num w:numId="24">
+    <w:abstractNumId w:val="23"/>
   </w:num>
 </w:numbering>
 </file>

--- a/notes_26May2023.docx
+++ b/notes_26May2023.docx
@@ -781,6 +781,50 @@
       <w:r>
         <w:t>ng g s employee</w:t>
       </w:r>
+    </w:p>
+    <w:p>
+      <w:pPr>
+        <w:pStyle w:val="ListParagraph"/>
+        <w:ind w:left="2160"/>
+      </w:pPr>
+    </w:p>
+    <w:p>
+      <w:pPr>
+        <w:pStyle w:val="ListParagraph"/>
+        <w:ind w:left="2160"/>
+      </w:pPr>
+    </w:p>
+    <w:p>
+      <w:pPr>
+        <w:pStyle w:val="ListParagraph"/>
+        <w:ind w:left="2160"/>
+      </w:pPr>
+    </w:p>
+    <w:p>
+      <w:pPr>
+        <w:pStyle w:val="ListParagraph"/>
+        <w:ind w:left="2160"/>
+      </w:pPr>
+      <w:hyperlink r:id="rId11" w:history="1">
+        <w:r>
+          <w:rPr>
+            <w:rStyle w:val="Hyperlink"/>
+          </w:rPr>
+          <w:t>https://youtu.be/oquK74qFPag</w:t>
+        </w:r>
+      </w:hyperlink>
+    </w:p>
+    <w:p>
+      <w:pPr>
+        <w:pStyle w:val="ListParagraph"/>
+        <w:ind w:left="2160"/>
+      </w:pPr>
+    </w:p>
+    <w:p>
+      <w:pPr>
+        <w:pStyle w:val="ListParagraph"/>
+        <w:ind w:left="2160"/>
+      </w:pPr>
     </w:p>
     <w:sectPr>
       <w:pgSz w:w="11906" w:h="16838"/>

--- a/notes_26May2023.docx
+++ b/notes_26May2023.docx
@@ -810,7 +810,7 @@
           <w:rPr>
             <w:rStyle w:val="Hyperlink"/>
           </w:rPr>
-          <w:t>https://youtu.be/oquK74qFPag</w:t>
+          <w:t>https://docs.google.com/spreadsheets/d/14Yq7ar0o9QX2oYZkAKNYd1J_Q9uhJzZPiGPLoBWw1X8/edit?usp=sharing</w:t>
         </w:r>
       </w:hyperlink>
     </w:p>

--- a/notes_26May2023.docx
+++ b/notes_26May2023.docx
@@ -793,26 +793,6 @@
         <w:pStyle w:val="ListParagraph"/>
         <w:ind w:left="2160"/>
       </w:pPr>
-    </w:p>
-    <w:p>
-      <w:pPr>
-        <w:pStyle w:val="ListParagraph"/>
-        <w:ind w:left="2160"/>
-      </w:pPr>
-    </w:p>
-    <w:p>
-      <w:pPr>
-        <w:pStyle w:val="ListParagraph"/>
-        <w:ind w:left="2160"/>
-      </w:pPr>
-      <w:hyperlink r:id="rId11" w:history="1">
-        <w:r>
-          <w:rPr>
-            <w:rStyle w:val="Hyperlink"/>
-          </w:rPr>
-          <w:t>https://docs.google.com/spreadsheets/d/14Yq7ar0o9QX2oYZkAKNYd1J_Q9uhJzZPiGPLoBWw1X8/edit?usp=sharing</w:t>
-        </w:r>
-      </w:hyperlink>
     </w:p>
     <w:p>
       <w:pPr>

--- a/notes_26May2023.docx
+++ b/notes_26May2023.docx
@@ -531,6 +531,394 @@
       <w:proofErr w:type="gramEnd"/>
       <w:r>
         <w:t>”</w:t>
+      </w:r>
+    </w:p>
+    <w:p>
+      <w:pPr>
+        <w:pStyle w:val="ListParagraph"/>
+        <w:pBdr>
+          <w:bottom w:val="single" w:sz="6" w:space="1" w:color="auto"/>
+        </w:pBdr>
+        <w:ind w:left="1440"/>
+      </w:pPr>
+    </w:p>
+    <w:p>
+      <w:pPr>
+        <w:pStyle w:val="ListParagraph"/>
+        <w:pBdr>
+          <w:bottom w:val="single" w:sz="6" w:space="1" w:color="auto"/>
+        </w:pBdr>
+        <w:ind w:left="1440"/>
+      </w:pPr>
+      <w:proofErr w:type="spellStart"/>
+      <w:r>
+        <w:t>npm</w:t>
+      </w:r>
+      <w:proofErr w:type="spellEnd"/>
+      <w:r>
+        <w:t xml:space="preserve"> </w:t>
+      </w:r>
+      <w:proofErr w:type="spellStart"/>
+      <w:r>
+        <w:t>i</w:t>
+      </w:r>
+      <w:proofErr w:type="spellEnd"/>
+      <w:r>
+        <w:t xml:space="preserve"> json-server -g</w:t>
+      </w:r>
+    </w:p>
+    <w:p>
+      <w:pPr>
+        <w:pStyle w:val="ListParagraph"/>
+        <w:pBdr>
+          <w:bottom w:val="single" w:sz="6" w:space="1" w:color="auto"/>
+        </w:pBdr>
+        <w:ind w:left="1440"/>
+      </w:pPr>
+    </w:p>
+    <w:p>
+      <w:pPr>
+        <w:pStyle w:val="ListParagraph"/>
+        <w:pBdr>
+          <w:bottom w:val="single" w:sz="6" w:space="1" w:color="auto"/>
+        </w:pBdr>
+        <w:ind w:left="1440"/>
+      </w:pPr>
+      <w:r>
+        <w:t>create a file "</w:t>
+      </w:r>
+      <w:proofErr w:type="spellStart"/>
+      <w:proofErr w:type="gramStart"/>
+      <w:r>
+        <w:t>db.json</w:t>
+      </w:r>
+      <w:proofErr w:type="spellEnd"/>
+      <w:proofErr w:type="gramEnd"/>
+      <w:r>
+        <w:t>":</w:t>
+      </w:r>
+    </w:p>
+    <w:p>
+      <w:pPr>
+        <w:pStyle w:val="ListParagraph"/>
+        <w:pBdr>
+          <w:bottom w:val="single" w:sz="6" w:space="1" w:color="auto"/>
+        </w:pBdr>
+        <w:ind w:left="1440"/>
+      </w:pPr>
+    </w:p>
+    <w:p>
+      <w:pPr>
+        <w:pStyle w:val="ListParagraph"/>
+        <w:pBdr>
+          <w:bottom w:val="single" w:sz="6" w:space="1" w:color="auto"/>
+        </w:pBdr>
+        <w:ind w:left="1440"/>
+      </w:pPr>
+      <w:r>
+        <w:t>{</w:t>
+      </w:r>
+    </w:p>
+    <w:p>
+      <w:pPr>
+        <w:pStyle w:val="ListParagraph"/>
+        <w:pBdr>
+          <w:bottom w:val="single" w:sz="6" w:space="1" w:color="auto"/>
+        </w:pBdr>
+        <w:ind w:left="1440"/>
+      </w:pPr>
+      <w:r>
+        <w:t xml:space="preserve">  "posts": [</w:t>
+      </w:r>
+    </w:p>
+    <w:p>
+      <w:pPr>
+        <w:pStyle w:val="ListParagraph"/>
+        <w:pBdr>
+          <w:bottom w:val="single" w:sz="6" w:space="1" w:color="auto"/>
+        </w:pBdr>
+        <w:ind w:left="1440"/>
+      </w:pPr>
+      <w:r>
+        <w:t xml:space="preserve">    </w:t>
+      </w:r>
+      <w:proofErr w:type="gramStart"/>
+      <w:r>
+        <w:t>{ "</w:t>
+      </w:r>
+      <w:proofErr w:type="gramEnd"/>
+      <w:r>
+        <w:t>id": 1, "title": "json-server", "author": "</w:t>
+      </w:r>
+      <w:proofErr w:type="spellStart"/>
+      <w:r>
+        <w:t>typicode</w:t>
+      </w:r>
+      <w:proofErr w:type="spellEnd"/>
+      <w:r>
+        <w:t>" }</w:t>
+      </w:r>
+    </w:p>
+    <w:p>
+      <w:pPr>
+        <w:pStyle w:val="ListParagraph"/>
+        <w:pBdr>
+          <w:bottom w:val="single" w:sz="6" w:space="1" w:color="auto"/>
+        </w:pBdr>
+        <w:ind w:left="1440"/>
+      </w:pPr>
+      <w:r>
+        <w:t xml:space="preserve">  ],</w:t>
+      </w:r>
+    </w:p>
+    <w:p>
+      <w:pPr>
+        <w:pStyle w:val="ListParagraph"/>
+        <w:pBdr>
+          <w:bottom w:val="single" w:sz="6" w:space="1" w:color="auto"/>
+        </w:pBdr>
+        <w:ind w:left="1440"/>
+      </w:pPr>
+      <w:r>
+        <w:t xml:space="preserve">  "comments": [</w:t>
+      </w:r>
+    </w:p>
+    <w:p>
+      <w:pPr>
+        <w:pStyle w:val="ListParagraph"/>
+        <w:pBdr>
+          <w:bottom w:val="single" w:sz="6" w:space="1" w:color="auto"/>
+        </w:pBdr>
+        <w:ind w:left="1440"/>
+      </w:pPr>
+      <w:r>
+        <w:t xml:space="preserve">    </w:t>
+      </w:r>
+      <w:proofErr w:type="gramStart"/>
+      <w:r>
+        <w:t>{ "</w:t>
+      </w:r>
+      <w:proofErr w:type="gramEnd"/>
+      <w:r>
+        <w:t>id": 1, "body": "some comment", "</w:t>
+      </w:r>
+      <w:proofErr w:type="spellStart"/>
+      <w:r>
+        <w:t>postId</w:t>
+      </w:r>
+      <w:proofErr w:type="spellEnd"/>
+      <w:r>
+        <w:t>": 1 }</w:t>
+      </w:r>
+    </w:p>
+    <w:p>
+      <w:pPr>
+        <w:pStyle w:val="ListParagraph"/>
+        <w:pBdr>
+          <w:bottom w:val="single" w:sz="6" w:space="1" w:color="auto"/>
+        </w:pBdr>
+        <w:ind w:left="1440"/>
+      </w:pPr>
+      <w:r>
+        <w:t xml:space="preserve">  ],</w:t>
+      </w:r>
+    </w:p>
+    <w:p>
+      <w:pPr>
+        <w:pStyle w:val="ListParagraph"/>
+        <w:pBdr>
+          <w:bottom w:val="single" w:sz="6" w:space="1" w:color="auto"/>
+        </w:pBdr>
+        <w:ind w:left="1440"/>
+      </w:pPr>
+      <w:r>
+        <w:t xml:space="preserve">  "profile": </w:t>
+      </w:r>
+      <w:proofErr w:type="gramStart"/>
+      <w:r>
+        <w:t>{ "</w:t>
+      </w:r>
+      <w:proofErr w:type="gramEnd"/>
+      <w:r>
+        <w:t>name": "</w:t>
+      </w:r>
+      <w:proofErr w:type="spellStart"/>
+      <w:r>
+        <w:t>typicode</w:t>
+      </w:r>
+      <w:proofErr w:type="spellEnd"/>
+      <w:r>
+        <w:t>" }</w:t>
+      </w:r>
+    </w:p>
+    <w:p>
+      <w:pPr>
+        <w:pStyle w:val="ListParagraph"/>
+        <w:pBdr>
+          <w:bottom w:val="single" w:sz="6" w:space="1" w:color="auto"/>
+        </w:pBdr>
+        <w:ind w:left="1440"/>
+      </w:pPr>
+      <w:r>
+        <w:t>}</w:t>
+      </w:r>
+    </w:p>
+    <w:p>
+      <w:pPr>
+        <w:pStyle w:val="ListParagraph"/>
+        <w:pBdr>
+          <w:bottom w:val="single" w:sz="6" w:space="1" w:color="auto"/>
+        </w:pBdr>
+        <w:ind w:left="1440"/>
+      </w:pPr>
+    </w:p>
+    <w:p>
+      <w:pPr>
+        <w:pStyle w:val="ListParagraph"/>
+        <w:pBdr>
+          <w:bottom w:val="single" w:sz="6" w:space="1" w:color="auto"/>
+        </w:pBdr>
+        <w:ind w:left="1440"/>
+      </w:pPr>
+    </w:p>
+    <w:p>
+      <w:pPr>
+        <w:pStyle w:val="ListParagraph"/>
+        <w:pBdr>
+          <w:bottom w:val="single" w:sz="6" w:space="1" w:color="auto"/>
+        </w:pBdr>
+        <w:ind w:left="1440"/>
+      </w:pPr>
+      <w:r>
+        <w:t>run:</w:t>
+      </w:r>
+    </w:p>
+    <w:p>
+      <w:pPr>
+        <w:pStyle w:val="ListParagraph"/>
+        <w:pBdr>
+          <w:bottom w:val="single" w:sz="6" w:space="1" w:color="auto"/>
+        </w:pBdr>
+        <w:ind w:left="1440"/>
+      </w:pPr>
+      <w:r>
+        <w:lastRenderedPageBreak/>
+        <w:t xml:space="preserve">json-server --watch </w:t>
+      </w:r>
+      <w:proofErr w:type="spellStart"/>
+      <w:proofErr w:type="gramStart"/>
+      <w:r>
+        <w:t>db.json</w:t>
+      </w:r>
+      <w:proofErr w:type="spellEnd"/>
+      <w:proofErr w:type="gramEnd"/>
+    </w:p>
+    <w:p>
+      <w:pPr>
+        <w:pStyle w:val="ListParagraph"/>
+        <w:pBdr>
+          <w:bottom w:val="single" w:sz="6" w:space="1" w:color="auto"/>
+        </w:pBdr>
+        <w:ind w:left="1440"/>
+      </w:pPr>
+    </w:p>
+    <w:p>
+      <w:pPr>
+        <w:pStyle w:val="ListParagraph"/>
+        <w:pBdr>
+          <w:bottom w:val="single" w:sz="6" w:space="1" w:color="auto"/>
+        </w:pBdr>
+        <w:ind w:left="1440"/>
+      </w:pPr>
+    </w:p>
+    <w:p>
+      <w:pPr>
+        <w:pStyle w:val="ListParagraph"/>
+        <w:pBdr>
+          <w:bottom w:val="single" w:sz="6" w:space="1" w:color="auto"/>
+        </w:pBdr>
+        <w:ind w:left="1440"/>
+      </w:pPr>
+      <w:r>
+        <w:t>server is ready and waiting...</w:t>
+      </w:r>
+    </w:p>
+    <w:p>
+      <w:pPr>
+        <w:pStyle w:val="ListParagraph"/>
+        <w:pBdr>
+          <w:bottom w:val="single" w:sz="6" w:space="1" w:color="auto"/>
+        </w:pBdr>
+        <w:ind w:left="1440"/>
+      </w:pPr>
+    </w:p>
+    <w:p>
+      <w:pPr>
+        <w:pStyle w:val="ListParagraph"/>
+        <w:pBdr>
+          <w:bottom w:val="single" w:sz="6" w:space="1" w:color="auto"/>
+        </w:pBdr>
+        <w:ind w:left="1440"/>
+      </w:pPr>
+      <w:r>
+        <w:t xml:space="preserve">check </w:t>
+      </w:r>
+    </w:p>
+    <w:p>
+      <w:pPr>
+        <w:pStyle w:val="ListParagraph"/>
+        <w:pBdr>
+          <w:bottom w:val="single" w:sz="6" w:space="1" w:color="auto"/>
+        </w:pBdr>
+        <w:ind w:left="1440"/>
+      </w:pPr>
+      <w:r>
+        <w:t>http://localhost:3000/posts</w:t>
+      </w:r>
+    </w:p>
+    <w:p>
+      <w:pPr>
+        <w:pStyle w:val="ListParagraph"/>
+        <w:pBdr>
+          <w:bottom w:val="single" w:sz="6" w:space="1" w:color="auto"/>
+        </w:pBdr>
+        <w:ind w:left="1440"/>
+      </w:pPr>
+      <w:r>
+        <w:t>http://localhost:3000/comments</w:t>
+      </w:r>
+    </w:p>
+    <w:p>
+      <w:pPr>
+        <w:pStyle w:val="ListParagraph"/>
+        <w:pBdr>
+          <w:bottom w:val="single" w:sz="6" w:space="1" w:color="auto"/>
+        </w:pBdr>
+        <w:ind w:left="1440"/>
+      </w:pPr>
+      <w:r>
+        <w:t>http://localhost:3000/profile</w:t>
+      </w:r>
+    </w:p>
+    <w:p>
+      <w:pPr>
+        <w:pStyle w:val="ListParagraph"/>
+        <w:pBdr>
+          <w:bottom w:val="single" w:sz="6" w:space="1" w:color="auto"/>
+        </w:pBdr>
+        <w:ind w:left="1440"/>
+      </w:pPr>
+    </w:p>
+    <w:p>
+      <w:pPr>
+        <w:pStyle w:val="ListParagraph"/>
+        <w:pBdr>
+          <w:bottom w:val="single" w:sz="6" w:space="1" w:color="auto"/>
+        </w:pBdr>
+        <w:ind w:left="1440"/>
+      </w:pPr>
+      <w:r>
+        <w:t>in postman, you can do GET POST PUT DELETE</w:t>
       </w:r>
     </w:p>
     <w:p>
